--- a/documents/syllabus_accessible.docx
+++ b/documents/syllabus_accessible.docx
@@ -15,7 +15,7 @@
           <wp:inline distT="0" distB="0" distL="0" distR="0" wp14:anchorId="5E033102" wp14:editId="4E4E4561">
             <wp:extent cx="4200525" cy="857250"/>
             <wp:effectExtent l="0" t="0" r="0" b="6350"/>
-            <wp:docPr id="1" name="Picture 1" descr="Accessible University"/>
+            <wp:docPr id="1" name="Picture 1" descr="Dostępny Uniwersytet"/>
             <wp:cNvGraphicFramePr>
               <a:graphicFrameLocks xmlns:a="http://schemas.openxmlformats.org/drawingml/2006/main" noChangeAspect="1"/>
             </wp:cNvGraphicFramePr>
@@ -66,11 +66,12 @@
         <w:pStyle w:val="Heading1"/>
       </w:pPr>
       <w:r>
-        <w:t>Introduction to Physics</w:t>
+        <w:t xml:space="preserve">Wprowadzenie do fizyki
+Sylabus kursu</w:t>
       </w:r>
       <w:r>
         <w:br/>
-        <w:t>Course Syllabus</w:t>
+        <w:t/>
       </w:r>
     </w:p>
     <w:p>
@@ -78,23 +79,23 @@
         <w:pStyle w:val="Heading2"/>
       </w:pPr>
       <w:r>
-        <w:t>Textbook</w:t>
+        <w:t xml:space="preserve">Podręcznik</w:t>
       </w:r>
     </w:p>
     <w:p>
       <w:r>
-        <w:t xml:space="preserve">Our sole text for this course will be </w:t>
+        <w:t xml:space="preserve">Jedynym podręcznikiem do tego kursu będzie </w:t>
       </w:r>
       <w:hyperlink r:id="rId7" w:history="1">
         <w:r>
           <w:rPr>
             <w:rStyle w:val="Hyperlink"/>
           </w:rPr>
-          <w:t>Introduction to Physics, Second Edition</w:t>
+          <w:t>Wprowadzenie do fizyki, wydanie drugie</w:t>
         </w:r>
       </w:hyperlink>
       <w:r>
-        <w:t>, authored by the instructor.</w:t>
+        <w:t>, autorstwa prowadzącego.</w:t>
       </w:r>
     </w:p>
     <w:p>
@@ -102,7 +103,7 @@
         <w:pStyle w:val="Heading2"/>
       </w:pPr>
       <w:r>
-        <w:t>Course Objectives</w:t>
+        <w:t xml:space="preserve">Cele kursu</w:t>
       </w:r>
     </w:p>
     <w:p>
@@ -120,7 +121,7 @@
         <w:rPr>
           <w:rFonts w:cstheme="minorHAnsi"/>
         </w:rPr>
-        <w:t>To offer students exposure to basic principles of Physics</w:t>
+        <w:t xml:space="preserve">Zapoznanie studentów z podstawowymi zasadami fizyki</w:t>
       </w:r>
     </w:p>
     <w:p>
@@ -138,7 +139,7 @@
         <w:rPr>
           <w:rFonts w:cstheme="minorHAnsi"/>
         </w:rPr>
-        <w:t>To provide students with rich, thought-provoking discussions during laboratory sessions</w:t>
+        <w:t xml:space="preserve">Zapewnienie studentom bogatych, skłaniających do myślenia dyskusji podczas wykładów</w:t>
       </w:r>
     </w:p>
     <w:p>
@@ -156,7 +157,7 @@
         <w:rPr>
           <w:rFonts w:cstheme="minorHAnsi"/>
         </w:rPr>
-        <w:t>To provide students with experiential learning opportunities during laboratory sessions</w:t>
+        <w:t xml:space="preserve">Zapewnienie studentom możliwości uczenia się przez doświadczenie podczas zajęć laboratoryjnych</w:t>
       </w:r>
     </w:p>
     <w:p>
@@ -164,7 +165,7 @@
         <w:pStyle w:val="Heading2"/>
       </w:pPr>
       <w:r>
-        <w:t>Class Schedule</w:t>
+        <w:t xml:space="preserve">Harmonogram zajęć</w:t>
       </w:r>
     </w:p>
     <w:tbl>
@@ -216,7 +217,7 @@
               <w:rPr>
                 <w:rFonts w:cstheme="minorHAnsi"/>
               </w:rPr>
-              <w:t>Week</w:t>
+              <w:t xml:space="preserve">Tydzień</w:t>
             </w:r>
           </w:p>
         </w:tc>
@@ -237,7 +238,7 @@
               <w:rPr>
                 <w:rFonts w:cstheme="minorHAnsi"/>
               </w:rPr>
-              <w:t>Topic</w:t>
+              <w:t xml:space="preserve">Temat</w:t>
             </w:r>
           </w:p>
         </w:tc>
@@ -258,7 +259,7 @@
               <w:rPr>
                 <w:rFonts w:cstheme="minorHAnsi"/>
               </w:rPr>
-              <w:t>Reading Assignment</w:t>
+              <w:t xml:space="preserve">Zadana lektura</w:t>
             </w:r>
           </w:p>
         </w:tc>
@@ -347,7 +348,7 @@
                 <w:bCs w:val="0"/>
                 <w:color w:val="auto"/>
               </w:rPr>
-              <w:t>Chapter 1</w:t>
+              <w:t xml:space="preserve">Rozdział 1</w:t>
             </w:r>
           </w:p>
         </w:tc>
@@ -436,7 +437,7 @@
                 <w:bCs w:val="0"/>
                 <w:color w:val="auto"/>
               </w:rPr>
-              <w:t>Chapters 2-3</w:t>
+              <w:t xml:space="preserve">Rozdziały 2-3</w:t>
             </w:r>
           </w:p>
         </w:tc>
@@ -525,7 +526,7 @@
                 <w:bCs w:val="0"/>
                 <w:color w:val="auto"/>
               </w:rPr>
-              <w:t>Chapters 4-7</w:t>
+              <w:t xml:space="preserve">Rozdziały 4-7</w:t>
             </w:r>
           </w:p>
         </w:tc>
@@ -614,7 +615,7 @@
                 <w:bCs w:val="0"/>
                 <w:color w:val="auto"/>
               </w:rPr>
-              <w:t>Chapters 8-10</w:t>
+              <w:t xml:space="preserve">Rozdziały 8-10</w:t>
             </w:r>
           </w:p>
         </w:tc>
@@ -810,7 +811,7 @@
                 <w:bCs w:val="0"/>
                 <w:color w:val="auto"/>
               </w:rPr>
-              <w:t>Chapters 15-18</w:t>
+              <w:t xml:space="preserve">Rozdziały 15-18</w:t>
             </w:r>
           </w:p>
         </w:tc>
@@ -902,7 +903,7 @@
         <w:spacing w:before="100" w:beforeAutospacing="1"/>
       </w:pPr>
       <w:r>
-        <w:t>Grades</w:t>
+        <w:t xml:space="preserve">Oceny</w:t>
       </w:r>
     </w:p>
     <w:p>
@@ -915,31 +916,31 @@
         <w:rPr>
           <w:rFonts w:cstheme="minorHAnsi"/>
         </w:rPr>
-        <w:t xml:space="preserve">Grades will be assigned on a </w:t>
+        <w:t xml:space="preserve">Oceny będą przyznawane w skali dziesięciopunktowej (90 do 100 to 5, 80 do 89 to 4 itd.). Prace domowe, egzaminy i projekty będą ważone następująco:</w:t>
       </w:r>
       <w:r>
         <w:rPr>
           <w:rFonts w:cstheme="minorHAnsi"/>
         </w:rPr>
-        <w:t>ten-point</w:t>
+        <w:t/>
       </w:r>
       <w:r>
         <w:rPr>
           <w:rFonts w:cstheme="minorHAnsi"/>
         </w:rPr>
-        <w:t xml:space="preserve"> scale (90 to 100 is an A, 80 to 89 is a B, etc.). Homework, </w:t>
+        <w:t xml:space="preserve"/>
       </w:r>
       <w:r>
         <w:rPr>
           <w:rFonts w:cstheme="minorHAnsi"/>
         </w:rPr>
-        <w:t>exams</w:t>
+        <w:t/>
       </w:r>
       <w:r>
         <w:rPr>
           <w:rFonts w:cstheme="minorHAnsi"/>
         </w:rPr>
-        <w:t>, and projects will be weighted as follows:</w:t>
+        <w:t/>
       </w:r>
     </w:p>
     <w:tbl>
@@ -988,7 +989,7 @@
                 <w:bCs/>
                 <w:color w:val="FFFFFF" w:themeColor="background1"/>
               </w:rPr>
-              <w:t>Homework</w:t>
+              <w:t xml:space="preserve">Prace domowe</w:t>
             </w:r>
           </w:p>
         </w:tc>
@@ -1016,7 +1017,7 @@
                 <w:bCs/>
                 <w:color w:val="FFFFFF" w:themeColor="background1"/>
               </w:rPr>
-              <w:t>Exams</w:t>
+              <w:t xml:space="preserve">Egzaminy</w:t>
             </w:r>
           </w:p>
         </w:tc>
@@ -1044,7 +1045,7 @@
                 <w:bCs/>
                 <w:color w:val="FFFFFF" w:themeColor="background1"/>
               </w:rPr>
-              <w:t>Projects</w:t>
+              <w:t xml:space="preserve">Projekty</w:t>
             </w:r>
           </w:p>
         </w:tc>
@@ -1134,7 +1135,7 @@
                 <w:b/>
                 <w:bCs/>
               </w:rPr>
-              <w:t>Final</w:t>
+              <w:t xml:space="preserve">Końcowy</w:t>
             </w:r>
           </w:p>
         </w:tc>
@@ -1203,7 +1204,7 @@
                 <w:b/>
                 <w:bCs/>
               </w:rPr>
-              <w:t>Final</w:t>
+              <w:t xml:space="preserve">Końcowy</w:t>
             </w:r>
           </w:p>
         </w:tc>
